--- a/TY_Robotics_Lab/Assignment_6/245109074_Atharv_Kulkarni_Assignment_6_Implementation_Of_Orientation_And_Forward_Kinematics_For_Dobot_Magician.docx
+++ b/TY_Robotics_Lab/Assignment_6/245109074_Atharv_Kulkarni_Assignment_6_Implementation_Of_Orientation_And_Forward_Kinematics_For_Dobot_Magician.docx
@@ -160,17 +160,17 @@
         <w:rPr>
           <w:b/>
           <w:color w:val="111111"/>
-          <w:shd w:fill="FFFF00" w:val="clear"/>
-        </w:rPr>
-        <w:t xml:space="preserve">GitHub Link </w:t>
+          <w:shd w:fill="FFFFFF" w:val="clear"/>
+        </w:rPr>
+        <w:t xml:space="preserve">GitHub Link of My: </w:t>
       </w:r>
       <w:r>
         <w:rPr>
           <w:b/>
           <w:color w:val="111111"/>
-          <w:shd w:fill="FFFF00" w:val="clear"/>
-        </w:rPr>
-        <w:t>of My Work</w:t>
+          <w:shd w:fill="FFFFFF" w:val="clear"/>
+        </w:rPr>
+        <w:t xml:space="preserve"> </w:t>
       </w:r>
       <w:r>
         <w:rPr>
@@ -178,14 +178,72 @@
           <w:color w:val="111111"/>
           <w:shd w:fill="FFFF00" w:val="clear"/>
         </w:rPr>
-        <w:t xml:space="preserve">: </w:t>
+        <w:t>Work:</w:t>
       </w:r>
+      <w:hyperlink r:id="rId2">
+        <w:r>
+          <w:rPr>
+            <w:rStyle w:val="Hyperlink"/>
+            <w:b/>
+            <w:color w:val="111111"/>
+            <w:shd w:fill="FFFF00" w:val="clear"/>
+          </w:rPr>
+          <w:t>https://github.com/Atharv-K-979/WCE-Labs-Material/blob/main/TY_Robotics_Lab/Assignment_7/Session4_Pick_and_Place(1).ipynb</w:t>
+        </w:r>
+      </w:hyperlink>
+    </w:p>
+    <w:p>
+      <w:pPr>
+        <w:pStyle w:val="Normal"/>
+        <w:spacing w:before="0" w:after="200"/>
+        <w:jc w:val="start"/>
+        <w:rPr>
+          <w:color w:val="111111"/>
+          <w:highlight w:val="none"/>
+          <w:shd w:fill="FFFF00" w:val="clear"/>
+        </w:rPr>
+      </w:pPr>
+      <w:hyperlink r:id="rId3">
+        <w:r>
+          <w:rPr>
+            <w:rStyle w:val="Hyperlink"/>
+            <w:b/>
+            <w:color w:val="111111"/>
+            <w:shd w:fill="FFFF00" w:val="clear"/>
+          </w:rPr>
+          <w:t>https://github.com/Atharv-K-979/WCE-Labs-Material/blob/main/TY_Robotics_Lab/Assignment_6/Session1_Orientation(1).ipynb</w:t>
+        </w:r>
+      </w:hyperlink>
+    </w:p>
+    <w:p>
+      <w:pPr>
+        <w:pStyle w:val="Normal"/>
+        <w:spacing w:before="0" w:after="200"/>
+        <w:jc w:val="start"/>
+        <w:rPr>
+          <w:color w:val="111111"/>
+          <w:highlight w:val="none"/>
+          <w:shd w:fill="FFFF00" w:val="clear"/>
+        </w:rPr>
+      </w:pPr>
+      <w:hyperlink r:id="rId4">
+        <w:r>
+          <w:rPr>
+            <w:rStyle w:val="Hyperlink"/>
+            <w:b/>
+            <w:color w:val="111111"/>
+            <w:shd w:fill="FFFF00" w:val="clear"/>
+          </w:rPr>
+          <w:t>https://github.com/Atharv-K-979/WCE-Labs-Material/blob/main/TY_Robotics_Lab/Assignment_6/Session2_Forward_Kinematics.ipynb</w:t>
+        </w:r>
+      </w:hyperlink>
       <w:r>
         <w:rPr>
+          <w:b/>
           <w:color w:val="111111"/>
           <w:shd w:fill="FFFF00" w:val="clear"/>
         </w:rPr>
-        <w:t>[Add GitHub repository/work link here]</w:t>
+        <w:t xml:space="preserve"> </w:t>
       </w:r>
     </w:p>
     <w:p>
@@ -388,20 +446,6 @@
           <w:color w:val="111111"/>
         </w:rPr>
         <w:t>Forward kinematics calculates the end-effector position and orientation from the known joint variables and the robot's link geometry. For a serial manipulator, the transformations associated with successive joints and links are combined to obtain the end-effector pose relative to the world frame. Changing a joint angle changes the configuration of the arm and may change the end-effector position and orientation.</w:t>
-      </w:r>
-    </w:p>
-    <w:p>
-      <w:pPr>
-        <w:pStyle w:val="Normal"/>
-        <w:rPr>
-          <w:color w:val="111111"/>
-        </w:rPr>
-      </w:pPr>
-      <w:r>
-        <w:rPr>
-          <w:color w:val="111111"/>
-        </w:rPr>
-        <w:t>In the supplied notebook, PyBullet is used to create a headless simulation, load a ground plane and a KUKA iiwa robotic arm, inspect its joints, and test joint configurations. The notebook therefore demonstrates the general concepts of orientation and forward kinematics, but its simulated robot is KUKA iiwa rather than Dobot Magician.</w:t>
       </w:r>
     </w:p>
     <w:p>
@@ -526,7 +570,7 @@
                     </pic:cNvPicPr>
                   </pic:nvPicPr>
                   <pic:blipFill>
-                    <a:blip r:embed="rId2"/>
+                    <a:blip r:embed="rId5"/>
                     <a:stretch>
                       <a:fillRect/>
                     </a:stretch>
@@ -588,7 +632,7 @@
                     </pic:cNvPicPr>
                   </pic:nvPicPr>
                   <pic:blipFill>
-                    <a:blip r:embed="rId3"/>
+                    <a:blip r:embed="rId6"/>
                     <a:stretch>
                       <a:fillRect/>
                     </a:stretch>
@@ -679,7 +723,7 @@
                     </pic:cNvPicPr>
                   </pic:nvPicPr>
                   <pic:blipFill>
-                    <a:blip r:embed="rId4"/>
+                    <a:blip r:embed="rId7"/>
                     <a:stretch>
                       <a:fillRect/>
                     </a:stretch>
@@ -968,7 +1012,7 @@
                     </pic:cNvPicPr>
                   </pic:nvPicPr>
                   <pic:blipFill>
-                    <a:blip r:embed="rId5"/>
+                    <a:blip r:embed="rId8"/>
                     <a:stretch>
                       <a:fillRect/>
                     </a:stretch>
@@ -1045,7 +1089,7 @@
       </w:pPr>
       <w:r>
         <w:rPr>
-          <w:color w:val="111111"/>
+          <w:i/>
         </w:rPr>
         <w:drawing>
           <wp:anchor distT="0" distB="0" distL="0" distR="0" simplePos="0" relativeHeight="6" behindDoc="0" locked="0" layoutInCell="0" allowOverlap="1">
@@ -1073,7 +1117,7 @@
                     </pic:cNvPicPr>
                   </pic:nvPicPr>
                   <pic:blipFill>
-                    <a:blip r:embed="rId6"/>
+                    <a:blip r:embed="rId9"/>
                     <a:stretch>
                       <a:fillRect/>
                     </a:stretch>
@@ -1164,7 +1208,7 @@
       </w:pPr>
       <w:r>
         <w:rPr>
-          <w:color w:val="111111"/>
+          <w:b/>
         </w:rPr>
       </w:r>
     </w:p>
@@ -1206,9 +1250,7 @@
       </w:pPr>
       <w:r>
         <w:rPr>
-          <w:b/>
-          <w:bCs/>
-          <w:color w:val="111111"/>
+          <w:i/>
         </w:rPr>
         <w:drawing>
           <wp:anchor distT="0" distB="0" distL="0" distR="0" simplePos="0" relativeHeight="7" behindDoc="0" locked="0" layoutInCell="0" allowOverlap="1">
@@ -1236,7 +1278,7 @@
                     </pic:cNvPicPr>
                   </pic:nvPicPr>
                   <pic:blipFill>
-                    <a:blip r:embed="rId7"/>
+                    <a:blip r:embed="rId10"/>
                     <a:stretch>
                       <a:fillRect/>
                     </a:stretch>
@@ -1282,7 +1324,7 @@
                     </pic:cNvPicPr>
                   </pic:nvPicPr>
                   <pic:blipFill>
-                    <a:blip r:embed="rId8"/>
+                    <a:blip r:embed="rId11"/>
                     <a:stretch>
                       <a:fillRect/>
                     </a:stretch>
@@ -1341,7 +1383,7 @@
                     </pic:cNvPicPr>
                   </pic:nvPicPr>
                   <pic:blipFill>
-                    <a:blip r:embed="rId9"/>
+                    <a:blip r:embed="rId12"/>
                     <a:stretch>
                       <a:fillRect/>
                     </a:stretch>
@@ -1404,7 +1446,7 @@
                     </pic:cNvPicPr>
                   </pic:nvPicPr>
                   <pic:blipFill>
-                    <a:blip r:embed="rId10"/>
+                    <a:blip r:embed="rId13"/>
                     <a:stretch>
                       <a:fillRect/>
                     </a:stretch>
@@ -1489,7 +1531,7 @@
                     </pic:cNvPicPr>
                   </pic:nvPicPr>
                   <pic:blipFill>
-                    <a:blip r:embed="rId11"/>
+                    <a:blip r:embed="rId14"/>
                     <a:stretch>
                       <a:fillRect/>
                     </a:stretch>
@@ -1535,7 +1577,7 @@
                     </pic:cNvPicPr>
                   </pic:nvPicPr>
                   <pic:blipFill>
-                    <a:blip r:embed="rId12"/>
+                    <a:blip r:embed="rId15"/>
                     <a:stretch>
                       <a:fillRect/>
                     </a:stretch>
@@ -1704,9 +1746,9 @@
       </w:r>
     </w:p>
     <w:sectPr>
-      <w:footerReference w:type="even" r:id="rId13"/>
-      <w:footerReference w:type="default" r:id="rId14"/>
-      <w:footerReference w:type="first" r:id="rId15"/>
+      <w:footerReference w:type="even" r:id="rId16"/>
+      <w:footerReference w:type="default" r:id="rId17"/>
+      <w:footerReference w:type="first" r:id="rId18"/>
       <w:type w:val="nextPage"/>
       <w:pgSz w:w="12240" w:h="15840"/>
       <w:pgMar w:left="1224" w:right="1224" w:gutter="0" w:header="0" w:top="1008" w:footer="720" w:bottom="1008"/>
@@ -1852,6 +1894,7 @@
         </w:tabs>
         <w:ind w:start="1080" w:hanging="360"/>
       </w:pPr>
+      <w:rPr/>
     </w:lvl>
     <w:lvl w:ilvl="2">
       <w:start w:val="1"/>
@@ -1864,6 +1907,7 @@
         </w:tabs>
         <w:ind w:start="1440" w:hanging="360"/>
       </w:pPr>
+      <w:rPr/>
     </w:lvl>
     <w:lvl w:ilvl="3">
       <w:start w:val="1"/>
@@ -1876,6 +1920,7 @@
         </w:tabs>
         <w:ind w:start="1800" w:hanging="360"/>
       </w:pPr>
+      <w:rPr/>
     </w:lvl>
     <w:lvl w:ilvl="4">
       <w:start w:val="1"/>
@@ -1888,6 +1933,7 @@
         </w:tabs>
         <w:ind w:start="2160" w:hanging="360"/>
       </w:pPr>
+      <w:rPr/>
     </w:lvl>
     <w:lvl w:ilvl="5">
       <w:start w:val="1"/>
@@ -1900,6 +1946,7 @@
         </w:tabs>
         <w:ind w:start="2520" w:hanging="360"/>
       </w:pPr>
+      <w:rPr/>
     </w:lvl>
     <w:lvl w:ilvl="6">
       <w:start w:val="1"/>
@@ -1912,6 +1959,7 @@
         </w:tabs>
         <w:ind w:start="2880" w:hanging="360"/>
       </w:pPr>
+      <w:rPr/>
     </w:lvl>
     <w:lvl w:ilvl="7">
       <w:start w:val="1"/>
@@ -1924,6 +1972,7 @@
         </w:tabs>
         <w:ind w:start="3240" w:hanging="360"/>
       </w:pPr>
+      <w:rPr/>
     </w:lvl>
     <w:lvl w:ilvl="8">
       <w:start w:val="1"/>
@@ -1936,6 +1985,7 @@
         </w:tabs>
         <w:ind w:start="3600" w:hanging="360"/>
       </w:pPr>
+      <w:rPr/>
     </w:lvl>
   </w:abstractNum>
   <w:abstractNum w:abstractNumId="2">
@@ -1965,6 +2015,7 @@
         </w:tabs>
         <w:ind w:start="1080" w:hanging="360"/>
       </w:pPr>
+      <w:rPr/>
     </w:lvl>
     <w:lvl w:ilvl="2">
       <w:start w:val="1"/>
@@ -1977,6 +2028,7 @@
         </w:tabs>
         <w:ind w:start="1440" w:hanging="360"/>
       </w:pPr>
+      <w:rPr/>
     </w:lvl>
     <w:lvl w:ilvl="3">
       <w:start w:val="1"/>
@@ -1989,6 +2041,7 @@
         </w:tabs>
         <w:ind w:start="1800" w:hanging="360"/>
       </w:pPr>
+      <w:rPr/>
     </w:lvl>
     <w:lvl w:ilvl="4">
       <w:start w:val="1"/>
@@ -2001,6 +2054,7 @@
         </w:tabs>
         <w:ind w:start="2160" w:hanging="360"/>
       </w:pPr>
+      <w:rPr/>
     </w:lvl>
     <w:lvl w:ilvl="5">
       <w:start w:val="1"/>
@@ -2013,6 +2067,7 @@
         </w:tabs>
         <w:ind w:start="2520" w:hanging="360"/>
       </w:pPr>
+      <w:rPr/>
     </w:lvl>
     <w:lvl w:ilvl="6">
       <w:start w:val="1"/>
@@ -2025,6 +2080,7 @@
         </w:tabs>
         <w:ind w:start="2880" w:hanging="360"/>
       </w:pPr>
+      <w:rPr/>
     </w:lvl>
     <w:lvl w:ilvl="7">
       <w:start w:val="1"/>
@@ -2037,6 +2093,7 @@
         </w:tabs>
         <w:ind w:start="3240" w:hanging="360"/>
       </w:pPr>
+      <w:rPr/>
     </w:lvl>
     <w:lvl w:ilvl="8">
       <w:start w:val="1"/>
@@ -2049,6 +2106,7 @@
         </w:tabs>
         <w:ind w:start="3600" w:hanging="360"/>
       </w:pPr>
+      <w:rPr/>
     </w:lvl>
   </w:abstractNum>
   <w:abstractNum w:abstractNumId="3">
@@ -2078,6 +2136,7 @@
         </w:tabs>
         <w:ind w:start="1080" w:hanging="360"/>
       </w:pPr>
+      <w:rPr/>
     </w:lvl>
     <w:lvl w:ilvl="2">
       <w:start w:val="1"/>
@@ -2090,6 +2149,7 @@
         </w:tabs>
         <w:ind w:start="1440" w:hanging="360"/>
       </w:pPr>
+      <w:rPr/>
     </w:lvl>
     <w:lvl w:ilvl="3">
       <w:start w:val="1"/>
@@ -2102,6 +2162,7 @@
         </w:tabs>
         <w:ind w:start="1800" w:hanging="360"/>
       </w:pPr>
+      <w:rPr/>
     </w:lvl>
     <w:lvl w:ilvl="4">
       <w:start w:val="1"/>
@@ -2114,6 +2175,7 @@
         </w:tabs>
         <w:ind w:start="2160" w:hanging="360"/>
       </w:pPr>
+      <w:rPr/>
     </w:lvl>
     <w:lvl w:ilvl="5">
       <w:start w:val="1"/>
@@ -2126,6 +2188,7 @@
         </w:tabs>
         <w:ind w:start="2520" w:hanging="360"/>
       </w:pPr>
+      <w:rPr/>
     </w:lvl>
     <w:lvl w:ilvl="6">
       <w:start w:val="1"/>
@@ -2138,6 +2201,7 @@
         </w:tabs>
         <w:ind w:start="2880" w:hanging="360"/>
       </w:pPr>
+      <w:rPr/>
     </w:lvl>
     <w:lvl w:ilvl="7">
       <w:start w:val="1"/>
@@ -2150,6 +2214,7 @@
         </w:tabs>
         <w:ind w:start="3240" w:hanging="360"/>
       </w:pPr>
+      <w:rPr/>
     </w:lvl>
     <w:lvl w:ilvl="8">
       <w:start w:val="1"/>
@@ -2162,6 +2227,7 @@
         </w:tabs>
         <w:ind w:start="3600" w:hanging="360"/>
       </w:pPr>
+      <w:rPr/>
     </w:lvl>
   </w:abstractNum>
   <w:abstractNum w:abstractNumId="4">
@@ -2189,6 +2255,7 @@
         </w:tabs>
         <w:ind w:start="1080" w:hanging="360"/>
       </w:pPr>
+      <w:rPr/>
     </w:lvl>
     <w:lvl w:ilvl="2">
       <w:start w:val="1"/>
@@ -2201,6 +2268,7 @@
         </w:tabs>
         <w:ind w:start="1440" w:hanging="360"/>
       </w:pPr>
+      <w:rPr/>
     </w:lvl>
     <w:lvl w:ilvl="3">
       <w:start w:val="1"/>
@@ -2213,6 +2281,7 @@
         </w:tabs>
         <w:ind w:start="1800" w:hanging="360"/>
       </w:pPr>
+      <w:rPr/>
     </w:lvl>
     <w:lvl w:ilvl="4">
       <w:start w:val="1"/>
@@ -2225,6 +2294,7 @@
         </w:tabs>
         <w:ind w:start="2160" w:hanging="360"/>
       </w:pPr>
+      <w:rPr/>
     </w:lvl>
     <w:lvl w:ilvl="5">
       <w:start w:val="1"/>
@@ -2237,6 +2307,7 @@
         </w:tabs>
         <w:ind w:start="2520" w:hanging="360"/>
       </w:pPr>
+      <w:rPr/>
     </w:lvl>
     <w:lvl w:ilvl="6">
       <w:start w:val="1"/>
@@ -2249,6 +2320,7 @@
         </w:tabs>
         <w:ind w:start="2880" w:hanging="360"/>
       </w:pPr>
+      <w:rPr/>
     </w:lvl>
     <w:lvl w:ilvl="7">
       <w:start w:val="1"/>
@@ -2261,6 +2333,7 @@
         </w:tabs>
         <w:ind w:start="3240" w:hanging="360"/>
       </w:pPr>
+      <w:rPr/>
     </w:lvl>
     <w:lvl w:ilvl="8">
       <w:start w:val="1"/>
@@ -2273,6 +2346,7 @@
         </w:tabs>
         <w:ind w:start="3600" w:hanging="360"/>
       </w:pPr>
+      <w:rPr/>
     </w:lvl>
   </w:abstractNum>
   <w:abstractNum w:abstractNumId="5">
@@ -2300,6 +2374,7 @@
         </w:tabs>
         <w:ind w:start="1080" w:hanging="360"/>
       </w:pPr>
+      <w:rPr/>
     </w:lvl>
     <w:lvl w:ilvl="2">
       <w:start w:val="1"/>
@@ -2312,6 +2387,7 @@
         </w:tabs>
         <w:ind w:start="1440" w:hanging="360"/>
       </w:pPr>
+      <w:rPr/>
     </w:lvl>
     <w:lvl w:ilvl="3">
       <w:start w:val="1"/>
@@ -2324,6 +2400,7 @@
         </w:tabs>
         <w:ind w:start="1800" w:hanging="360"/>
       </w:pPr>
+      <w:rPr/>
     </w:lvl>
     <w:lvl w:ilvl="4">
       <w:start w:val="1"/>
@@ -2336,6 +2413,7 @@
         </w:tabs>
         <w:ind w:start="2160" w:hanging="360"/>
       </w:pPr>
+      <w:rPr/>
     </w:lvl>
     <w:lvl w:ilvl="5">
       <w:start w:val="1"/>
@@ -2348,6 +2426,7 @@
         </w:tabs>
         <w:ind w:start="2520" w:hanging="360"/>
       </w:pPr>
+      <w:rPr/>
     </w:lvl>
     <w:lvl w:ilvl="6">
       <w:start w:val="1"/>
@@ -2360,6 +2439,7 @@
         </w:tabs>
         <w:ind w:start="2880" w:hanging="360"/>
       </w:pPr>
+      <w:rPr/>
     </w:lvl>
     <w:lvl w:ilvl="7">
       <w:start w:val="1"/>
@@ -2372,6 +2452,7 @@
         </w:tabs>
         <w:ind w:start="3240" w:hanging="360"/>
       </w:pPr>
+      <w:rPr/>
     </w:lvl>
     <w:lvl w:ilvl="8">
       <w:start w:val="1"/>
@@ -2384,6 +2465,7 @@
         </w:tabs>
         <w:ind w:start="3600" w:hanging="360"/>
       </w:pPr>
+      <w:rPr/>
     </w:lvl>
   </w:abstractNum>
   <w:abstractNum w:abstractNumId="6">
@@ -2411,6 +2493,7 @@
         </w:tabs>
         <w:ind w:start="1080" w:hanging="360"/>
       </w:pPr>
+      <w:rPr/>
     </w:lvl>
     <w:lvl w:ilvl="2">
       <w:start w:val="1"/>
@@ -2423,6 +2506,7 @@
         </w:tabs>
         <w:ind w:start="1440" w:hanging="360"/>
       </w:pPr>
+      <w:rPr/>
     </w:lvl>
     <w:lvl w:ilvl="3">
       <w:start w:val="1"/>
@@ -2435,6 +2519,7 @@
         </w:tabs>
         <w:ind w:start="1800" w:hanging="360"/>
       </w:pPr>
+      <w:rPr/>
     </w:lvl>
     <w:lvl w:ilvl="4">
       <w:start w:val="1"/>
@@ -2447,6 +2532,7 @@
         </w:tabs>
         <w:ind w:start="2160" w:hanging="360"/>
       </w:pPr>
+      <w:rPr/>
     </w:lvl>
     <w:lvl w:ilvl="5">
       <w:start w:val="1"/>
@@ -2459,6 +2545,7 @@
         </w:tabs>
         <w:ind w:start="2520" w:hanging="360"/>
       </w:pPr>
+      <w:rPr/>
     </w:lvl>
     <w:lvl w:ilvl="6">
       <w:start w:val="1"/>
@@ -2471,6 +2558,7 @@
         </w:tabs>
         <w:ind w:start="2880" w:hanging="360"/>
       </w:pPr>
+      <w:rPr/>
     </w:lvl>
     <w:lvl w:ilvl="7">
       <w:start w:val="1"/>
@@ -2483,6 +2571,7 @@
         </w:tabs>
         <w:ind w:start="3240" w:hanging="360"/>
       </w:pPr>
+      <w:rPr/>
     </w:lvl>
     <w:lvl w:ilvl="8">
       <w:start w:val="1"/>
@@ -2495,6 +2584,7 @@
         </w:tabs>
         <w:ind w:start="3600" w:hanging="360"/>
       </w:pPr>
+      <w:rPr/>
     </w:lvl>
   </w:abstractNum>
   <w:abstractNum w:abstractNumId="7">
@@ -2645,7 +2735,7 @@
   <w:docDefaults>
     <w:rPrDefault>
       <w:rPr>
-        <w:rFonts w:ascii="Cambria" w:hAnsi="Cambria" w:eastAsia="ＭＳ 明朝" w:cs="" w:asciiTheme="minorHAnsi" w:cstheme="minorBidi" w:eastAsiaTheme="minorEastAsia" w:hAnsiTheme="minorHAnsi"/>
+        <w:rFonts w:ascii="Cambria" w:hAnsi="Cambria" w:eastAsia="" w:cs="" w:asciiTheme="minorHAnsi" w:cstheme="minorBidi" w:eastAsiaTheme="minorEastAsia" w:hAnsiTheme="minorHAnsi"/>
         <w:sz w:val="22"/>
         <w:szCs w:val="22"/>
         <w:lang w:val="en-US" w:eastAsia="en-US" w:bidi="ar-SA"/>
@@ -2802,6 +2892,7 @@
     <w:rsid w:val="00fc693f"/>
     <w:pPr>
       <w:widowControl/>
+      <w:suppressAutoHyphens w:val="true"/>
       <w:bidi w:val="0"/>
       <w:spacing w:lineRule="auto" w:line="276" w:before="0" w:after="200"/>
       <w:jc w:val="start"/>
@@ -2830,7 +2921,7 @@
       <w:outlineLvl w:val="0"/>
     </w:pPr>
     <w:rPr>
-      <w:rFonts w:ascii="Calibri" w:hAnsi="Calibri" w:eastAsia="ＭＳ ゴシック" w:cs="" w:asciiTheme="majorHAnsi" w:cstheme="majorBidi" w:eastAsiaTheme="majorEastAsia" w:hAnsiTheme="majorHAnsi"/>
+      <w:rFonts w:ascii="Calibri" w:hAnsi="Calibri" w:eastAsia="" w:cs="" w:asciiTheme="majorHAnsi" w:cstheme="majorBidi" w:eastAsiaTheme="majorEastAsia" w:hAnsiTheme="majorHAnsi"/>
       <w:b/>
       <w:bCs/>
       <w:color w:themeColor="accent1" w:themeShade="bf" w:val="365F91"/>
@@ -2854,7 +2945,7 @@
       <w:outlineLvl w:val="1"/>
     </w:pPr>
     <w:rPr>
-      <w:rFonts w:ascii="Calibri" w:hAnsi="Calibri" w:eastAsia="ＭＳ ゴシック" w:cs="" w:asciiTheme="majorHAnsi" w:cstheme="majorBidi" w:eastAsiaTheme="majorEastAsia" w:hAnsiTheme="majorHAnsi"/>
+      <w:rFonts w:ascii="Calibri" w:hAnsi="Calibri" w:eastAsia="" w:cs="" w:asciiTheme="majorHAnsi" w:cstheme="majorBidi" w:eastAsiaTheme="majorEastAsia" w:hAnsiTheme="majorHAnsi"/>
       <w:b/>
       <w:bCs/>
       <w:color w:themeColor="accent1" w:val="4F81BD"/>
@@ -2878,7 +2969,7 @@
       <w:outlineLvl w:val="2"/>
     </w:pPr>
     <w:rPr>
-      <w:rFonts w:ascii="Calibri" w:hAnsi="Calibri" w:eastAsia="ＭＳ ゴシック" w:cs="" w:asciiTheme="majorHAnsi" w:cstheme="majorBidi" w:eastAsiaTheme="majorEastAsia" w:hAnsiTheme="majorHAnsi"/>
+      <w:rFonts w:ascii="Calibri" w:hAnsi="Calibri" w:eastAsia="" w:cs="" w:asciiTheme="majorHAnsi" w:cstheme="majorBidi" w:eastAsiaTheme="majorEastAsia" w:hAnsiTheme="majorHAnsi"/>
       <w:b/>
       <w:bCs/>
       <w:color w:themeColor="accent1" w:val="4F81BD"/>
@@ -2901,7 +2992,7 @@
       <w:outlineLvl w:val="3"/>
     </w:pPr>
     <w:rPr>
-      <w:rFonts w:ascii="Calibri" w:hAnsi="Calibri" w:eastAsia="ＭＳ ゴシック" w:cs="" w:asciiTheme="majorHAnsi" w:cstheme="majorBidi" w:eastAsiaTheme="majorEastAsia" w:hAnsiTheme="majorHAnsi"/>
+      <w:rFonts w:ascii="Calibri" w:hAnsi="Calibri" w:eastAsia="" w:cs="" w:asciiTheme="majorHAnsi" w:cstheme="majorBidi" w:eastAsiaTheme="majorEastAsia" w:hAnsiTheme="majorHAnsi"/>
       <w:b/>
       <w:bCs/>
       <w:i/>
@@ -2926,7 +3017,7 @@
       <w:outlineLvl w:val="4"/>
     </w:pPr>
     <w:rPr>
-      <w:rFonts w:ascii="Calibri" w:hAnsi="Calibri" w:eastAsia="ＭＳ ゴシック" w:cs="" w:asciiTheme="majorHAnsi" w:cstheme="majorBidi" w:eastAsiaTheme="majorEastAsia" w:hAnsiTheme="majorHAnsi"/>
+      <w:rFonts w:ascii="Calibri" w:hAnsi="Calibri" w:eastAsia="" w:cs="" w:asciiTheme="majorHAnsi" w:cstheme="majorBidi" w:eastAsiaTheme="majorEastAsia" w:hAnsiTheme="majorHAnsi"/>
       <w:color w:themeColor="accent1" w:themeShade="7f" w:val="243F60"/>
     </w:rPr>
   </w:style>
@@ -2947,7 +3038,7 @@
       <w:outlineLvl w:val="5"/>
     </w:pPr>
     <w:rPr>
-      <w:rFonts w:ascii="Calibri" w:hAnsi="Calibri" w:eastAsia="ＭＳ ゴシック" w:cs="" w:asciiTheme="majorHAnsi" w:cstheme="majorBidi" w:eastAsiaTheme="majorEastAsia" w:hAnsiTheme="majorHAnsi"/>
+      <w:rFonts w:ascii="Calibri" w:hAnsi="Calibri" w:eastAsia="" w:cs="" w:asciiTheme="majorHAnsi" w:cstheme="majorBidi" w:eastAsiaTheme="majorEastAsia" w:hAnsiTheme="majorHAnsi"/>
       <w:i/>
       <w:iCs/>
       <w:color w:themeColor="accent1" w:themeShade="7f" w:val="243F60"/>
@@ -2970,7 +3061,7 @@
       <w:outlineLvl w:val="6"/>
     </w:pPr>
     <w:rPr>
-      <w:rFonts w:ascii="Calibri" w:hAnsi="Calibri" w:eastAsia="ＭＳ ゴシック" w:cs="" w:asciiTheme="majorHAnsi" w:cstheme="majorBidi" w:eastAsiaTheme="majorEastAsia" w:hAnsiTheme="majorHAnsi"/>
+      <w:rFonts w:ascii="Calibri" w:hAnsi="Calibri" w:eastAsia="" w:cs="" w:asciiTheme="majorHAnsi" w:cstheme="majorBidi" w:eastAsiaTheme="majorEastAsia" w:hAnsiTheme="majorHAnsi"/>
       <w:i/>
       <w:iCs/>
       <w:color w:themeColor="text1" w:themeTint="bf" w:val="404040"/>
@@ -2993,7 +3084,7 @@
       <w:outlineLvl w:val="7"/>
     </w:pPr>
     <w:rPr>
-      <w:rFonts w:ascii="Calibri" w:hAnsi="Calibri" w:eastAsia="ＭＳ ゴシック" w:cs="" w:asciiTheme="majorHAnsi" w:cstheme="majorBidi" w:eastAsiaTheme="majorEastAsia" w:hAnsiTheme="majorHAnsi"/>
+      <w:rFonts w:ascii="Calibri" w:hAnsi="Calibri" w:eastAsia="" w:cs="" w:asciiTheme="majorHAnsi" w:cstheme="majorBidi" w:eastAsiaTheme="majorEastAsia" w:hAnsiTheme="majorHAnsi"/>
       <w:color w:themeColor="accent1" w:val="4F81BD"/>
       <w:sz w:val="20"/>
       <w:szCs w:val="20"/>
@@ -3016,7 +3107,7 @@
       <w:outlineLvl w:val="8"/>
     </w:pPr>
     <w:rPr>
-      <w:rFonts w:ascii="Calibri" w:hAnsi="Calibri" w:eastAsia="ＭＳ ゴシック" w:cs="" w:asciiTheme="majorHAnsi" w:cstheme="majorBidi" w:eastAsiaTheme="majorEastAsia" w:hAnsiTheme="majorHAnsi"/>
+      <w:rFonts w:ascii="Calibri" w:hAnsi="Calibri" w:eastAsia="" w:cs="" w:asciiTheme="majorHAnsi" w:cstheme="majorBidi" w:eastAsiaTheme="majorEastAsia" w:hAnsiTheme="majorHAnsi"/>
       <w:i/>
       <w:iCs/>
       <w:color w:themeColor="text1" w:themeTint="bf" w:val="404040"/>
@@ -3058,7 +3149,7 @@
     <w:qFormat/>
     <w:rsid w:val="00fc693f"/>
     <w:rPr>
-      <w:rFonts w:ascii="Calibri" w:hAnsi="Calibri" w:eastAsia="ＭＳ ゴシック" w:cs="" w:asciiTheme="majorHAnsi" w:cstheme="majorBidi" w:eastAsiaTheme="majorEastAsia" w:hAnsiTheme="majorHAnsi"/>
+      <w:rFonts w:ascii="Calibri" w:hAnsi="Calibri" w:eastAsia="" w:cs="" w:asciiTheme="majorHAnsi" w:cstheme="majorBidi" w:eastAsiaTheme="majorEastAsia" w:hAnsiTheme="majorHAnsi"/>
       <w:b/>
       <w:bCs/>
       <w:color w:themeColor="accent1" w:themeShade="bf" w:val="365F91"/>
@@ -3074,7 +3165,7 @@
     <w:qFormat/>
     <w:rsid w:val="00fc693f"/>
     <w:rPr>
-      <w:rFonts w:ascii="Calibri" w:hAnsi="Calibri" w:eastAsia="ＭＳ ゴシック" w:cs="" w:asciiTheme="majorHAnsi" w:cstheme="majorBidi" w:eastAsiaTheme="majorEastAsia" w:hAnsiTheme="majorHAnsi"/>
+      <w:rFonts w:ascii="Calibri" w:hAnsi="Calibri" w:eastAsia="" w:cs="" w:asciiTheme="majorHAnsi" w:cstheme="majorBidi" w:eastAsiaTheme="majorEastAsia" w:hAnsiTheme="majorHAnsi"/>
       <w:b/>
       <w:bCs/>
       <w:color w:themeColor="accent1" w:val="4F81BD"/>
@@ -3090,7 +3181,7 @@
     <w:qFormat/>
     <w:rsid w:val="00fc693f"/>
     <w:rPr>
-      <w:rFonts w:ascii="Calibri" w:hAnsi="Calibri" w:eastAsia="ＭＳ ゴシック" w:cs="" w:asciiTheme="majorHAnsi" w:cstheme="majorBidi" w:eastAsiaTheme="majorEastAsia" w:hAnsiTheme="majorHAnsi"/>
+      <w:rFonts w:ascii="Calibri" w:hAnsi="Calibri" w:eastAsia="" w:cs="" w:asciiTheme="majorHAnsi" w:cstheme="majorBidi" w:eastAsiaTheme="majorEastAsia" w:hAnsiTheme="majorHAnsi"/>
       <w:b/>
       <w:bCs/>
       <w:color w:themeColor="accent1" w:val="4F81BD"/>
@@ -3104,7 +3195,7 @@
     <w:qFormat/>
     <w:rsid w:val="00fc693f"/>
     <w:rPr>
-      <w:rFonts w:ascii="Calibri" w:hAnsi="Calibri" w:eastAsia="ＭＳ ゴシック" w:cs="" w:asciiTheme="majorHAnsi" w:cstheme="majorBidi" w:eastAsiaTheme="majorEastAsia" w:hAnsiTheme="majorHAnsi"/>
+      <w:rFonts w:ascii="Calibri" w:hAnsi="Calibri" w:eastAsia="" w:cs="" w:asciiTheme="majorHAnsi" w:cstheme="majorBidi" w:eastAsiaTheme="majorEastAsia" w:hAnsiTheme="majorHAnsi"/>
       <w:color w:themeColor="text2" w:themeShade="bf" w:val="17365D"/>
       <w:spacing w:val="5"/>
       <w:kern w:val="2"/>
@@ -3120,7 +3211,7 @@
     <w:qFormat/>
     <w:rsid w:val="00fc693f"/>
     <w:rPr>
-      <w:rFonts w:ascii="Calibri" w:hAnsi="Calibri" w:eastAsia="ＭＳ ゴシック" w:cs="" w:asciiTheme="majorHAnsi" w:cstheme="majorBidi" w:eastAsiaTheme="majorEastAsia" w:hAnsiTheme="majorHAnsi"/>
+      <w:rFonts w:ascii="Calibri" w:hAnsi="Calibri" w:eastAsia="" w:cs="" w:asciiTheme="majorHAnsi" w:cstheme="majorBidi" w:eastAsiaTheme="majorEastAsia" w:hAnsiTheme="majorHAnsi"/>
       <w:i/>
       <w:iCs/>
       <w:color w:themeColor="accent1" w:val="4F81BD"/>
@@ -3193,7 +3284,7 @@
     <w:qFormat/>
     <w:rsid w:val="00fc693f"/>
     <w:rPr>
-      <w:rFonts w:ascii="Calibri" w:hAnsi="Calibri" w:eastAsia="ＭＳ ゴシック" w:cs="" w:asciiTheme="majorHAnsi" w:cstheme="majorBidi" w:eastAsiaTheme="majorEastAsia" w:hAnsiTheme="majorHAnsi"/>
+      <w:rFonts w:ascii="Calibri" w:hAnsi="Calibri" w:eastAsia="" w:cs="" w:asciiTheme="majorHAnsi" w:cstheme="majorBidi" w:eastAsiaTheme="majorEastAsia" w:hAnsiTheme="majorHAnsi"/>
       <w:b/>
       <w:bCs/>
       <w:i/>
@@ -3210,7 +3301,7 @@
     <w:qFormat/>
     <w:rsid w:val="00fc693f"/>
     <w:rPr>
-      <w:rFonts w:ascii="Calibri" w:hAnsi="Calibri" w:eastAsia="ＭＳ ゴシック" w:cs="" w:asciiTheme="majorHAnsi" w:cstheme="majorBidi" w:eastAsiaTheme="majorEastAsia" w:hAnsiTheme="majorHAnsi"/>
+      <w:rFonts w:ascii="Calibri" w:hAnsi="Calibri" w:eastAsia="" w:cs="" w:asciiTheme="majorHAnsi" w:cstheme="majorBidi" w:eastAsiaTheme="majorEastAsia" w:hAnsiTheme="majorHAnsi"/>
       <w:color w:themeColor="accent1" w:themeShade="7f" w:val="243F60"/>
     </w:rPr>
   </w:style>
@@ -3223,7 +3314,7 @@
     <w:qFormat/>
     <w:rsid w:val="00fc693f"/>
     <w:rPr>
-      <w:rFonts w:ascii="Calibri" w:hAnsi="Calibri" w:eastAsia="ＭＳ ゴシック" w:cs="" w:asciiTheme="majorHAnsi" w:cstheme="majorBidi" w:eastAsiaTheme="majorEastAsia" w:hAnsiTheme="majorHAnsi"/>
+      <w:rFonts w:ascii="Calibri" w:hAnsi="Calibri" w:eastAsia="" w:cs="" w:asciiTheme="majorHAnsi" w:cstheme="majorBidi" w:eastAsiaTheme="majorEastAsia" w:hAnsiTheme="majorHAnsi"/>
       <w:i/>
       <w:iCs/>
       <w:color w:themeColor="accent1" w:themeShade="7f" w:val="243F60"/>
@@ -3238,7 +3329,7 @@
     <w:qFormat/>
     <w:rsid w:val="00fc693f"/>
     <w:rPr>
-      <w:rFonts w:ascii="Calibri" w:hAnsi="Calibri" w:eastAsia="ＭＳ ゴシック" w:cs="" w:asciiTheme="majorHAnsi" w:cstheme="majorBidi" w:eastAsiaTheme="majorEastAsia" w:hAnsiTheme="majorHAnsi"/>
+      <w:rFonts w:ascii="Calibri" w:hAnsi="Calibri" w:eastAsia="" w:cs="" w:asciiTheme="majorHAnsi" w:cstheme="majorBidi" w:eastAsiaTheme="majorEastAsia" w:hAnsiTheme="majorHAnsi"/>
       <w:i/>
       <w:iCs/>
       <w:color w:themeColor="text1" w:themeTint="bf" w:val="404040"/>
@@ -3253,7 +3344,7 @@
     <w:qFormat/>
     <w:rsid w:val="00fc693f"/>
     <w:rPr>
-      <w:rFonts w:ascii="Calibri" w:hAnsi="Calibri" w:eastAsia="ＭＳ ゴシック" w:cs="" w:asciiTheme="majorHAnsi" w:cstheme="majorBidi" w:eastAsiaTheme="majorEastAsia" w:hAnsiTheme="majorHAnsi"/>
+      <w:rFonts w:ascii="Calibri" w:hAnsi="Calibri" w:eastAsia="" w:cs="" w:asciiTheme="majorHAnsi" w:cstheme="majorBidi" w:eastAsiaTheme="majorEastAsia" w:hAnsiTheme="majorHAnsi"/>
       <w:color w:themeColor="accent1" w:val="4F81BD"/>
       <w:sz w:val="20"/>
       <w:szCs w:val="20"/>
@@ -3268,7 +3359,7 @@
     <w:qFormat/>
     <w:rsid w:val="00fc693f"/>
     <w:rPr>
-      <w:rFonts w:ascii="Calibri" w:hAnsi="Calibri" w:eastAsia="ＭＳ ゴシック" w:cs="" w:asciiTheme="majorHAnsi" w:cstheme="majorBidi" w:eastAsiaTheme="majorEastAsia" w:hAnsiTheme="majorHAnsi"/>
+      <w:rFonts w:ascii="Calibri" w:hAnsi="Calibri" w:eastAsia="" w:cs="" w:asciiTheme="majorHAnsi" w:cstheme="majorBidi" w:eastAsiaTheme="majorEastAsia" w:hAnsiTheme="majorHAnsi"/>
       <w:i/>
       <w:iCs/>
       <w:color w:themeColor="text1" w:themeTint="bf" w:val="404040"/>
@@ -3377,6 +3468,13 @@
       <w:bCs/>
       <w:smallCaps/>
       <w:spacing w:val="5"/>
+    </w:rPr>
+  </w:style>
+  <w:style w:type="character" w:styleId="Hyperlink">
+    <w:name w:val="Hyperlink"/>
+    <w:rPr>
+      <w:color w:val="000080"/>
+      <w:u w:val="single"/>
     </w:rPr>
   </w:style>
   <w:style w:type="paragraph" w:styleId="Heading">
@@ -3498,12 +3596,13 @@
     <w:rsid w:val="00fc693f"/>
     <w:pPr>
       <w:widowControl/>
+      <w:suppressAutoHyphens w:val="true"/>
       <w:bidi w:val="0"/>
       <w:spacing w:lineRule="auto" w:line="240" w:before="0" w:after="0"/>
       <w:jc w:val="start"/>
     </w:pPr>
     <w:rPr>
-      <w:rFonts w:ascii="Cambria" w:hAnsi="Cambria" w:eastAsia="ＭＳ 明朝" w:cs="" w:asciiTheme="minorHAnsi" w:cstheme="minorBidi" w:eastAsiaTheme="minorEastAsia" w:hAnsiTheme="minorHAnsi"/>
+      <w:rFonts w:ascii="Cambria" w:hAnsi="Cambria" w:eastAsia="" w:cs="" w:asciiTheme="minorHAnsi" w:cstheme="minorBidi" w:eastAsiaTheme="minorEastAsia" w:hAnsiTheme="minorHAnsi"/>
       <w:color w:val="auto"/>
       <w:kern w:val="0"/>
       <w:sz w:val="22"/>
@@ -3527,7 +3626,7 @@
       <w:contextualSpacing/>
     </w:pPr>
     <w:rPr>
-      <w:rFonts w:ascii="Calibri" w:hAnsi="Calibri" w:eastAsia="ＭＳ ゴシック" w:cs="" w:asciiTheme="majorHAnsi" w:cstheme="majorBidi" w:eastAsiaTheme="majorEastAsia" w:hAnsiTheme="majorHAnsi"/>
+      <w:rFonts w:ascii="Calibri" w:hAnsi="Calibri" w:eastAsia="" w:cs="" w:asciiTheme="majorHAnsi" w:cstheme="majorBidi" w:eastAsiaTheme="majorEastAsia" w:hAnsiTheme="majorHAnsi"/>
       <w:color w:themeColor="text2" w:themeShade="bf" w:val="17365D"/>
       <w:spacing w:val="5"/>
       <w:kern w:val="2"/>
@@ -3545,7 +3644,7 @@
     <w:rsid w:val="00fc693f"/>
     <w:pPr/>
     <w:rPr>
-      <w:rFonts w:ascii="Calibri" w:hAnsi="Calibri" w:eastAsia="ＭＳ ゴシック" w:cs="" w:asciiTheme="majorHAnsi" w:cstheme="majorBidi" w:eastAsiaTheme="majorEastAsia" w:hAnsiTheme="majorHAnsi"/>
+      <w:rFonts w:ascii="Calibri" w:hAnsi="Calibri" w:eastAsia="" w:cs="" w:asciiTheme="majorHAnsi" w:cstheme="majorBidi" w:eastAsiaTheme="majorEastAsia" w:hAnsiTheme="majorHAnsi"/>
       <w:i/>
       <w:iCs/>
       <w:color w:themeColor="accent1" w:val="4F81BD"/>
@@ -3778,12 +3877,13 @@
         <w:tab w:val="left" w:pos="3456" w:leader="none"/>
         <w:tab w:val="left" w:pos="4032" w:leader="none"/>
       </w:tabs>
+      <w:suppressAutoHyphens w:val="true"/>
       <w:bidi w:val="0"/>
       <w:spacing w:lineRule="auto" w:line="276" w:before="0" w:after="200"/>
       <w:jc w:val="start"/>
     </w:pPr>
     <w:rPr>
-      <w:rFonts w:ascii="Courier" w:hAnsi="Courier" w:eastAsia="ＭＳ 明朝" w:cs="" w:cstheme="minorBidi" w:eastAsiaTheme="minorEastAsia"/>
+      <w:rFonts w:ascii="Courier" w:hAnsi="Courier" w:eastAsia="" w:cs="" w:cstheme="minorBidi" w:eastAsiaTheme="minorEastAsia"/>
       <w:color w:val="auto"/>
       <w:kern w:val="0"/>
       <w:sz w:val="20"/>
@@ -6981,7 +7081,6 @@
       <w:pPr>
         <w:spacing w:before="0" w:after="0" w:line="240" w:lineRule="auto"/>
       </w:pPr>
-      <w:rPr/>
       <w:tblPr/>
       <w:tcPr>
         <w:tcBorders>
@@ -7127,7 +7226,6 @@
       <w:pPr>
         <w:spacing w:before="0" w:after="0" w:line="240" w:lineRule="auto"/>
       </w:pPr>
-      <w:rPr/>
       <w:tblPr/>
       <w:tcPr>
         <w:tcBorders>
@@ -7273,7 +7371,6 @@
       <w:pPr>
         <w:spacing w:before="0" w:after="0" w:line="240" w:lineRule="auto"/>
       </w:pPr>
-      <w:rPr/>
       <w:tblPr/>
       <w:tcPr>
         <w:tcBorders>
@@ -7419,7 +7516,6 @@
       <w:pPr>
         <w:spacing w:before="0" w:after="0" w:line="240" w:lineRule="auto"/>
       </w:pPr>
-      <w:rPr/>
       <w:tblPr/>
       <w:tcPr>
         <w:tcBorders>
@@ -7565,7 +7661,6 @@
       <w:pPr>
         <w:spacing w:before="0" w:after="0" w:line="240" w:lineRule="auto"/>
       </w:pPr>
-      <w:rPr/>
       <w:tblPr/>
       <w:tcPr>
         <w:tcBorders>
@@ -7711,7 +7806,6 @@
       <w:pPr>
         <w:spacing w:before="0" w:after="0" w:line="240" w:lineRule="auto"/>
       </w:pPr>
-      <w:rPr/>
       <w:tblPr/>
       <w:tcPr>
         <w:tcBorders>
@@ -7857,7 +7951,6 @@
       <w:pPr>
         <w:spacing w:before="0" w:after="0" w:line="240" w:lineRule="auto"/>
       </w:pPr>
-      <w:rPr/>
       <w:tblPr/>
       <w:tcPr>
         <w:tcBorders>
